--- a/semana-13-spring-data-jpa-postgresql-crud/tarea-10-arquitectura-capas/evidencia/Universidad Mariano Gálvez de Guatemala.docx
+++ b/semana-13-spring-data-jpa-postgresql-crud/tarea-10-arquitectura-capas/evidencia/Universidad Mariano Gálvez de Guatemala.docx
@@ -3251,7 +3251,16 @@
         <w:t>Enlace del repositorio</w:t>
       </w:r>
     </w:p>
-    <w:p/>
+    <w:p>
+      <w:hyperlink r:id="rId6" w:history="1">
+        <w:r>
+          <w:rPr>
+            <w:rStyle w:val="Hipervnculo"/>
+          </w:rPr>
+          <w:t>https://github.com/joshua26if-sudo/Programaci-n-ii-2026/tree/main/semana-13-spring-data-jpa-postgresql-crud/tarea-10-arquitectura-capas</w:t>
+        </w:r>
+      </w:hyperlink>
+    </w:p>
     <w:p>
       <w:pPr>
         <w:pStyle w:val="Ttulo1"/>
@@ -3265,6 +3274,9 @@
     </w:p>
     <w:p>
       <w:r>
+        <w:rPr>
+          <w:noProof/>
+        </w:rPr>
         <w:drawing>
           <wp:inline distT="0" distB="0" distL="0" distR="0" wp14:anchorId="260C816B" wp14:editId="39F1FD91">
             <wp:extent cx="5612130" cy="3213735"/>
@@ -3281,7 +3293,7 @@
                     <pic:cNvPicPr/>
                   </pic:nvPicPr>
                   <pic:blipFill>
-                    <a:blip r:embed="rId6"/>
+                    <a:blip r:embed="rId7"/>
                     <a:stretch>
                       <a:fillRect/>
                     </a:stretch>
@@ -3315,6 +3327,9 @@
     </w:p>
     <w:p>
       <w:r>
+        <w:rPr>
+          <w:noProof/>
+        </w:rPr>
         <w:drawing>
           <wp:inline distT="0" distB="0" distL="0" distR="0" wp14:anchorId="47A37BB3" wp14:editId="65CD5545">
             <wp:extent cx="5182323" cy="7525800"/>
@@ -3331,7 +3346,7 @@
                     <pic:cNvPicPr/>
                   </pic:nvPicPr>
                   <pic:blipFill>
-                    <a:blip r:embed="rId7"/>
+                    <a:blip r:embed="rId8"/>
                     <a:stretch>
                       <a:fillRect/>
                     </a:stretch>
@@ -3363,6 +3378,9 @@
     </w:p>
     <w:p>
       <w:r>
+        <w:rPr>
+          <w:noProof/>
+        </w:rPr>
         <w:drawing>
           <wp:inline distT="0" distB="0" distL="0" distR="0" wp14:anchorId="59134AD5" wp14:editId="7DE15267">
             <wp:extent cx="5612130" cy="5128895"/>
@@ -3379,7 +3397,7 @@
                     <pic:cNvPicPr/>
                   </pic:nvPicPr>
                   <pic:blipFill>
-                    <a:blip r:embed="rId8"/>
+                    <a:blip r:embed="rId9"/>
                     <a:stretch>
                       <a:fillRect/>
                     </a:stretch>
@@ -3402,6 +3420,9 @@
     </w:p>
     <w:p>
       <w:r>
+        <w:rPr>
+          <w:noProof/>
+        </w:rPr>
         <w:lastRenderedPageBreak/>
         <w:drawing>
           <wp:inline distT="0" distB="0" distL="0" distR="0" wp14:anchorId="3BA9E88F" wp14:editId="7E81EB58">
@@ -3419,7 +3440,7 @@
                     <pic:cNvPicPr/>
                   </pic:nvPicPr>
                   <pic:blipFill>
-                    <a:blip r:embed="rId9"/>
+                    <a:blip r:embed="rId10"/>
                     <a:stretch>
                       <a:fillRect/>
                     </a:stretch>
@@ -3442,6 +3463,9 @@
     </w:p>
     <w:p>
       <w:r>
+        <w:rPr>
+          <w:noProof/>
+        </w:rPr>
         <w:lastRenderedPageBreak/>
         <w:drawing>
           <wp:inline distT="0" distB="0" distL="0" distR="0" wp14:anchorId="66332633" wp14:editId="30FBD87B">
@@ -3459,7 +3483,7 @@
                     <pic:cNvPicPr/>
                   </pic:nvPicPr>
                   <pic:blipFill>
-                    <a:blip r:embed="rId10"/>
+                    <a:blip r:embed="rId11"/>
                     <a:stretch>
                       <a:fillRect/>
                     </a:stretch>
@@ -3482,6 +3506,9 @@
     </w:p>
     <w:p>
       <w:r>
+        <w:rPr>
+          <w:noProof/>
+        </w:rPr>
         <w:lastRenderedPageBreak/>
         <w:drawing>
           <wp:inline distT="0" distB="0" distL="0" distR="0" wp14:anchorId="380F94BD" wp14:editId="138DA451">
@@ -3499,7 +3526,7 @@
                     <pic:cNvPicPr/>
                   </pic:nvPicPr>
                   <pic:blipFill>
-                    <a:blip r:embed="rId11"/>
+                    <a:blip r:embed="rId12"/>
                     <a:stretch>
                       <a:fillRect/>
                     </a:stretch>
@@ -3541,6 +3568,9 @@
     </w:p>
     <w:p>
       <w:r>
+        <w:rPr>
+          <w:noProof/>
+        </w:rPr>
         <w:drawing>
           <wp:inline distT="0" distB="0" distL="0" distR="0" wp14:anchorId="4D77E8D6" wp14:editId="0A07DC98">
             <wp:extent cx="5612130" cy="2553970"/>
@@ -3557,7 +3587,7 @@
                     <pic:cNvPicPr/>
                   </pic:nvPicPr>
                   <pic:blipFill>
-                    <a:blip r:embed="rId12"/>
+                    <a:blip r:embed="rId13"/>
                     <a:stretch>
                       <a:fillRect/>
                     </a:stretch>
@@ -3589,17 +3619,14 @@
         <w:rPr>
           <w:shd w:val="clear" w:color="auto" w:fill="FFFFFF"/>
         </w:rPr>
-        <w:t>E</w:t>
-      </w:r>
-      <w:r>
-        <w:rPr>
-          <w:shd w:val="clear" w:color="auto" w:fill="FFFFFF"/>
-        </w:rPr>
-        <w:t>ndpoints del controlador</w:t>
+        <w:t>Endpoints del controlador</w:t>
       </w:r>
     </w:p>
     <w:p>
       <w:r>
+        <w:rPr>
+          <w:noProof/>
+        </w:rPr>
         <w:drawing>
           <wp:inline distT="0" distB="0" distL="0" distR="0" wp14:anchorId="11E1D3C5" wp14:editId="08B49857">
             <wp:extent cx="4446523" cy="4380614"/>
@@ -3616,7 +3643,7 @@
                     <pic:cNvPicPr/>
                   </pic:nvPicPr>
                   <pic:blipFill>
-                    <a:blip r:embed="rId13"/>
+                    <a:blip r:embed="rId14"/>
                     <a:stretch>
                       <a:fillRect/>
                     </a:stretch>
@@ -3639,6 +3666,9 @@
     </w:p>
     <w:p>
       <w:r>
+        <w:rPr>
+          <w:noProof/>
+        </w:rPr>
         <w:lastRenderedPageBreak/>
         <w:drawing>
           <wp:inline distT="0" distB="0" distL="0" distR="0" wp14:anchorId="6A6581F5" wp14:editId="17048A39">
@@ -3656,7 +3686,7 @@
                     <pic:cNvPicPr/>
                   </pic:nvPicPr>
                   <pic:blipFill>
-                    <a:blip r:embed="rId14"/>
+                    <a:blip r:embed="rId15"/>
                     <a:stretch>
                       <a:fillRect/>
                     </a:stretch>
@@ -3677,6 +3707,9 @@
         </w:drawing>
       </w:r>
       <w:r>
+        <w:rPr>
+          <w:noProof/>
+        </w:rPr>
         <w:drawing>
           <wp:inline distT="0" distB="0" distL="0" distR="0" wp14:anchorId="11EADA7C" wp14:editId="53A832FD">
             <wp:extent cx="5124893" cy="4180283"/>
@@ -3693,7 +3726,7 @@
                     <pic:cNvPicPr/>
                   </pic:nvPicPr>
                   <pic:blipFill>
-                    <a:blip r:embed="rId15"/>
+                    <a:blip r:embed="rId16"/>
                     <a:stretch>
                       <a:fillRect/>
                     </a:stretch>
@@ -3733,6 +3766,9 @@
     </w:p>
     <w:p>
       <w:r>
+        <w:rPr>
+          <w:noProof/>
+        </w:rPr>
         <w:drawing>
           <wp:inline distT="0" distB="0" distL="0" distR="0" wp14:anchorId="1D6BFCD0" wp14:editId="790214FC">
             <wp:extent cx="5380074" cy="3669448"/>
@@ -3749,7 +3785,7 @@
                     <pic:cNvPicPr/>
                   </pic:nvPicPr>
                   <pic:blipFill rotWithShape="1">
-                    <a:blip r:embed="rId16"/>
+                    <a:blip r:embed="rId17"/>
                     <a:srcRect b="7675"/>
                     <a:stretch/>
                   </pic:blipFill>
@@ -3787,6 +3823,9 @@
     </w:p>
     <w:p>
       <w:r>
+        <w:rPr>
+          <w:noProof/>
+        </w:rPr>
         <w:drawing>
           <wp:inline distT="0" distB="0" distL="0" distR="0" wp14:anchorId="322235F7" wp14:editId="5A4DEE37">
             <wp:extent cx="5381721" cy="3476846"/>
@@ -3803,7 +3842,7 @@
                     <pic:cNvPicPr/>
                   </pic:nvPicPr>
                   <pic:blipFill rotWithShape="1">
-                    <a:blip r:embed="rId17"/>
+                    <a:blip r:embed="rId18"/>
                     <a:srcRect b="11846"/>
                     <a:stretch/>
                   </pic:blipFill>
@@ -3842,6 +3881,9 @@
     </w:p>
     <w:p>
       <w:r>
+        <w:rPr>
+          <w:noProof/>
+        </w:rPr>
         <w:drawing>
           <wp:inline distT="0" distB="0" distL="0" distR="0" wp14:anchorId="6D40D985" wp14:editId="1FDF2AEB">
             <wp:extent cx="5612130" cy="3625702"/>
@@ -3858,7 +3900,7 @@
                     <pic:cNvPicPr/>
                   </pic:nvPicPr>
                   <pic:blipFill rotWithShape="1">
-                    <a:blip r:embed="rId18"/>
+                    <a:blip r:embed="rId19"/>
                     <a:srcRect b="11366"/>
                     <a:stretch/>
                   </pic:blipFill>
@@ -3896,6 +3938,9 @@
     </w:p>
     <w:p>
       <w:r>
+        <w:rPr>
+          <w:noProof/>
+        </w:rPr>
         <w:drawing>
           <wp:inline distT="0" distB="0" distL="0" distR="0" wp14:anchorId="02EE2371" wp14:editId="4D5A68B6">
             <wp:extent cx="5612130" cy="3561907"/>
@@ -3912,7 +3957,7 @@
                     <pic:cNvPicPr/>
                   </pic:nvPicPr>
                   <pic:blipFill rotWithShape="1">
-                    <a:blip r:embed="rId19"/>
+                    <a:blip r:embed="rId20"/>
                     <a:srcRect b="12135"/>
                     <a:stretch/>
                   </pic:blipFill>
@@ -3952,6 +3997,9 @@
     </w:p>
     <w:p>
       <w:r>
+        <w:rPr>
+          <w:noProof/>
+        </w:rPr>
         <w:drawing>
           <wp:inline distT="0" distB="0" distL="0" distR="0" wp14:anchorId="2F7A09C2" wp14:editId="20CC6A71">
             <wp:extent cx="5612130" cy="3581400"/>
@@ -3968,7 +4016,7 @@
                     <pic:cNvPicPr/>
                   </pic:nvPicPr>
                   <pic:blipFill>
-                    <a:blip r:embed="rId20"/>
+                    <a:blip r:embed="rId21"/>
                     <a:stretch>
                       <a:fillRect/>
                     </a:stretch>
@@ -3999,6 +4047,9 @@
     </w:p>
     <w:p>
       <w:r>
+        <w:rPr>
+          <w:noProof/>
+        </w:rPr>
         <w:drawing>
           <wp:inline distT="0" distB="0" distL="0" distR="0" wp14:anchorId="4E1AD285" wp14:editId="3F3D8814">
             <wp:extent cx="5612130" cy="3269615"/>
@@ -4015,7 +4066,7 @@
                     <pic:cNvPicPr/>
                   </pic:nvPicPr>
                   <pic:blipFill>
-                    <a:blip r:embed="rId21"/>
+                    <a:blip r:embed="rId22"/>
                     <a:stretch>
                       <a:fillRect/>
                     </a:stretch>
@@ -4047,6 +4098,9 @@
     </w:p>
     <w:p>
       <w:r>
+        <w:rPr>
+          <w:noProof/>
+        </w:rPr>
         <w:drawing>
           <wp:inline distT="0" distB="0" distL="0" distR="0" wp14:anchorId="6574CA9A" wp14:editId="6C70B228">
             <wp:extent cx="5612130" cy="2065020"/>
@@ -4063,7 +4117,7 @@
                     <pic:cNvPicPr/>
                   </pic:nvPicPr>
                   <pic:blipFill>
-                    <a:blip r:embed="rId22"/>
+                    <a:blip r:embed="rId23"/>
                     <a:stretch>
                       <a:fillRect/>
                     </a:stretch>
@@ -4094,6 +4148,9 @@
     </w:p>
     <w:p>
       <w:r>
+        <w:rPr>
+          <w:noProof/>
+        </w:rPr>
         <w:drawing>
           <wp:inline distT="0" distB="0" distL="0" distR="0" wp14:anchorId="65833AE6" wp14:editId="408B76E5">
             <wp:extent cx="5612130" cy="2616200"/>
@@ -4110,7 +4167,7 @@
                     <pic:cNvPicPr/>
                   </pic:nvPicPr>
                   <pic:blipFill>
-                    <a:blip r:embed="rId23"/>
+                    <a:blip r:embed="rId24"/>
                     <a:stretch>
                       <a:fillRect/>
                     </a:stretch>
@@ -4133,6 +4190,9 @@
     </w:p>
     <w:p>
       <w:r>
+        <w:rPr>
+          <w:noProof/>
+        </w:rPr>
         <w:drawing>
           <wp:inline distT="0" distB="0" distL="0" distR="0" wp14:anchorId="3DCB99D3" wp14:editId="285A84E8">
             <wp:extent cx="5612130" cy="2265680"/>
@@ -4149,7 +4209,7 @@
                     <pic:cNvPicPr/>
                   </pic:nvPicPr>
                   <pic:blipFill>
-                    <a:blip r:embed="rId24"/>
+                    <a:blip r:embed="rId25"/>
                     <a:stretch>
                       <a:fillRect/>
                     </a:stretch>
@@ -4181,6 +4241,9 @@
     </w:p>
     <w:p>
       <w:r>
+        <w:rPr>
+          <w:noProof/>
+        </w:rPr>
         <w:drawing>
           <wp:inline distT="0" distB="0" distL="0" distR="0" wp14:anchorId="068F38B1" wp14:editId="0040AD02">
             <wp:extent cx="5612130" cy="2910205"/>
@@ -4197,7 +4260,7 @@
                     <pic:cNvPicPr/>
                   </pic:nvPicPr>
                   <pic:blipFill>
-                    <a:blip r:embed="rId25"/>
+                    <a:blip r:embed="rId26"/>
                     <a:stretch>
                       <a:fillRect/>
                     </a:stretch>
@@ -4228,6 +4291,9 @@
     </w:p>
     <w:p>
       <w:r>
+        <w:rPr>
+          <w:noProof/>
+        </w:rPr>
         <w:drawing>
           <wp:inline distT="0" distB="0" distL="0" distR="0" wp14:anchorId="2426B4D8" wp14:editId="63EE9166">
             <wp:extent cx="5612130" cy="3637280"/>
@@ -4244,7 +4310,7 @@
                     <pic:cNvPicPr/>
                   </pic:nvPicPr>
                   <pic:blipFill>
-                    <a:blip r:embed="rId26"/>
+                    <a:blip r:embed="rId27"/>
                     <a:stretch>
                       <a:fillRect/>
                     </a:stretch>
@@ -4276,6 +4342,9 @@
     </w:p>
     <w:p>
       <w:r>
+        <w:rPr>
+          <w:noProof/>
+        </w:rPr>
         <w:drawing>
           <wp:inline distT="0" distB="0" distL="0" distR="0" wp14:anchorId="0BDC10F6" wp14:editId="278ECD2F">
             <wp:extent cx="5612130" cy="2190750"/>
@@ -4292,7 +4361,7 @@
                     <pic:cNvPicPr/>
                   </pic:nvPicPr>
                   <pic:blipFill>
-                    <a:blip r:embed="rId27"/>
+                    <a:blip r:embed="rId28"/>
                     <a:stretch>
                       <a:fillRect/>
                     </a:stretch>
@@ -4315,6 +4384,9 @@
     </w:p>
     <w:p>
       <w:r>
+        <w:rPr>
+          <w:noProof/>
+        </w:rPr>
         <w:drawing>
           <wp:inline distT="0" distB="0" distL="0" distR="0" wp14:anchorId="09A51333" wp14:editId="3A41C9FA">
             <wp:extent cx="5612130" cy="2379345"/>
@@ -4331,7 +4403,7 @@
                     <pic:cNvPicPr/>
                   </pic:nvPicPr>
                   <pic:blipFill>
-                    <a:blip r:embed="rId28"/>
+                    <a:blip r:embed="rId29"/>
                     <a:stretch>
                       <a:fillRect/>
                     </a:stretch>
@@ -4363,6 +4435,9 @@
     </w:p>
     <w:p>
       <w:r>
+        <w:rPr>
+          <w:noProof/>
+        </w:rPr>
         <w:drawing>
           <wp:inline distT="0" distB="0" distL="0" distR="0" wp14:anchorId="3454C1E9" wp14:editId="3E563068">
             <wp:extent cx="5612130" cy="3135630"/>
@@ -4379,7 +4454,7 @@
                     <pic:cNvPicPr/>
                   </pic:nvPicPr>
                   <pic:blipFill>
-                    <a:blip r:embed="rId29"/>
+                    <a:blip r:embed="rId30"/>
                     <a:stretch>
                       <a:fillRect/>
                     </a:stretch>
@@ -4410,6 +4485,9 @@
     </w:p>
     <w:p>
       <w:r>
+        <w:rPr>
+          <w:noProof/>
+        </w:rPr>
         <w:drawing>
           <wp:inline distT="0" distB="0" distL="0" distR="0" wp14:anchorId="31B588AF" wp14:editId="72D6F563">
             <wp:extent cx="5612130" cy="3312160"/>
@@ -4426,7 +4504,7 @@
                     <pic:cNvPicPr/>
                   </pic:nvPicPr>
                   <pic:blipFill>
-                    <a:blip r:embed="rId30"/>
+                    <a:blip r:embed="rId31"/>
                     <a:stretch>
                       <a:fillRect/>
                     </a:stretch>
